--- a/Task 3 Report.docx
+++ b/Task 3 Report.docx
@@ -38,7 +38,33 @@
         <w:rPr>
           <w:lang w:val="en-US"/>
         </w:rPr>
-        <w:t>This task comes in 2 parts. The first being to create a function for generating a candlestick plot. The second being to generate a boxplot. While the generation of these plots are fairly trivial, the trick comes in formatting the data correctly to show the required windows.</w:t>
+        <w:t xml:space="preserve">This task comes in 2 parts. The first being to create a function for generating a candlestick plot. The second being to generate a </w:t>
+      </w:r>
+      <w:r>
+        <w:rPr>
+          <w:lang w:val="en-US"/>
+        </w:rPr>
+        <w:t>box plot</w:t>
+      </w:r>
+      <w:r>
+        <w:rPr>
+          <w:lang w:val="en-US"/>
+        </w:rPr>
+        <w:t xml:space="preserve">. While the generation of these plots are </w:t>
+      </w:r>
+      <w:proofErr w:type="gramStart"/>
+      <w:r>
+        <w:rPr>
+          <w:lang w:val="en-US"/>
+        </w:rPr>
+        <w:t>fairly trivial</w:t>
+      </w:r>
+      <w:proofErr w:type="gramEnd"/>
+      <w:r>
+        <w:rPr>
+          <w:lang w:val="en-US"/>
+        </w:rPr>
+        <w:t>, the trick comes in formatting the data correctly to show the required windows.</w:t>
       </w:r>
     </w:p>
     <w:p>
@@ -51,7 +77,19 @@
         <w:rPr>
           <w:lang w:val="en-US"/>
         </w:rPr>
-        <w:t>In both cases, data is fetched by the same method as the previous task, using yfinance if a ticker label is passed in. Otherwise csv data may be used.</w:t>
+        <w:t xml:space="preserve">In both cases, data is fetched by the same method as the previous task, using yfinance if a ticker label is passed in. </w:t>
+      </w:r>
+      <w:r>
+        <w:rPr>
+          <w:lang w:val="en-US"/>
+        </w:rPr>
+        <w:t>Otherwise,</w:t>
+      </w:r>
+      <w:r>
+        <w:rPr>
+          <w:lang w:val="en-US"/>
+        </w:rPr>
+        <w:t xml:space="preserve"> csv data may be used.</w:t>
       </w:r>
     </w:p>
     <w:p>
@@ -133,7 +171,45 @@
         <w:rPr>
           <w:lang w:val="en-US"/>
         </w:rPr>
-        <w:t>The challenge in generating this chart is the aggregation of data. The case of candles representing 1 day are easy. Since the data is already fetched on a daily basis, we can plot the chart directly on the original data. However when a larger trading day size is chosen we need a method to aggregate the data. Initially I attempted doing this manually, looping over sections of data, calculating the maximum and minimum high and low values, taking the first open value and the final close value</w:t>
+        <w:t xml:space="preserve">The challenge in generating this chart is the aggregation of data. The case of candles representing 1 day are easy. Since the data is already fetched </w:t>
+      </w:r>
+      <w:proofErr w:type="gramStart"/>
+      <w:r>
+        <w:rPr>
+          <w:lang w:val="en-US"/>
+        </w:rPr>
+        <w:t>on a daily basis</w:t>
+      </w:r>
+      <w:proofErr w:type="gramEnd"/>
+      <w:r>
+        <w:rPr>
+          <w:lang w:val="en-US"/>
+        </w:rPr>
+        <w:t xml:space="preserve">, we can plot the chart directly on the original data. </w:t>
+      </w:r>
+      <w:r>
+        <w:rPr>
+          <w:lang w:val="en-US"/>
+        </w:rPr>
+        <w:t>However,</w:t>
+      </w:r>
+      <w:r>
+        <w:rPr>
+          <w:lang w:val="en-US"/>
+        </w:rPr>
+        <w:t xml:space="preserve"> when a larger trading day size is </w:t>
+      </w:r>
+      <w:r>
+        <w:rPr>
+          <w:lang w:val="en-US"/>
+        </w:rPr>
+        <w:t>chosen,</w:t>
+      </w:r>
+      <w:r>
+        <w:rPr>
+          <w:lang w:val="en-US"/>
+        </w:rPr>
+        <w:t xml:space="preserve"> we need a method to aggregate the data. Initially I attempted doing this manually, looping over sections of data, calculating the maximum and minimum high and low values, taking the first open value and the final close value</w:t>
       </w:r>
       <w:r>
         <w:rPr>
@@ -152,7 +228,27 @@
         <w:rPr>
           <w:lang w:val="en-US"/>
         </w:rPr>
-        <w:t xml:space="preserve">Fortunately groupby() and agg() proved useful here. I simply grouped the data into sections of </w:t>
+        <w:t>Fortunately,</w:t>
+      </w:r>
+      <w:r>
+        <w:rPr>
+          <w:lang w:val="en-US"/>
+        </w:rPr>
+        <w:t xml:space="preserve"> </w:t>
+      </w:r>
+      <w:proofErr w:type="gramStart"/>
+      <w:r>
+        <w:rPr>
+          <w:lang w:val="en-US"/>
+        </w:rPr>
+        <w:t>groupby(</w:t>
+      </w:r>
+      <w:proofErr w:type="gramEnd"/>
+      <w:r>
+        <w:rPr>
+          <w:lang w:val="en-US"/>
+        </w:rPr>
+        <w:t xml:space="preserve">) and agg() proved useful here. I simply grouped the data into sections of </w:t>
       </w:r>
       <w:r>
         <w:rPr>
@@ -308,7 +404,19 @@
         <w:rPr>
           <w:lang w:val="en-US"/>
         </w:rPr>
-        <w:t xml:space="preserve">Unlike the candleplot, we don’t need to aggregate data, only trim data into sections of a single column. Somewhat arbitrarily I chose the Adjusted Close column. </w:t>
+        <w:t xml:space="preserve">Unlike the </w:t>
+      </w:r>
+      <w:r>
+        <w:rPr>
+          <w:lang w:val="en-US"/>
+        </w:rPr>
+        <w:t>candle plot</w:t>
+      </w:r>
+      <w:r>
+        <w:rPr>
+          <w:lang w:val="en-US"/>
+        </w:rPr>
+        <w:t xml:space="preserve">, we don’t need to aggregate data, only trim data into sections of a single column. Somewhat arbitrarily I chose the Adjusted Close column. </w:t>
       </w:r>
     </w:p>
     <w:p>
